--- a/API_CONTRACT.docx
+++ b/API_CONTRACT.docx
@@ -1617,7 +1617,7 @@
               <w:jc w:val="left"/>
             </w:pPr>
             <w:r>
-              <w:t xml:space="preserve">Iniciar sesión (devuelve cookie iron-session)</w:t>
+              <w:t xml:space="preserve">Iniciar sesión (devuelve cookie de sesión firmada)</w:t>
             </w:r>
           </w:p>
         </w:tc>
@@ -10508,7 +10508,7 @@
               <w:rPr>
                 <w:rStyle w:val="VerbatimChar"/>
               </w:rPr>
-              <w:t xml:space="preserve">Cookie: iron-session=...</w:t>
+              <w:t xml:space="preserve">Cookie: hammer-session=...</w:t>
             </w:r>
           </w:p>
         </w:tc>
